--- a/var/templates_docx/E-107.docx
+++ b/var/templates_docx/E-107.docx
@@ -2,7 +2,7 @@
 <file path=word/document.xml><?xml version="1.0" encoding="utf-8"?>
 <w:document xmlns:w="http://schemas.openxmlformats.org/wordprocessingml/2006/main" xmlns:m="http://schemas.openxmlformats.org/officeDocument/2006/math" xmlns:r="http://schemas.openxmlformats.org/officeDocument/2006/relationships" xmlns:o="urn:schemas-microsoft-com:office:office" xmlns:v="urn:schemas-microsoft-com:vml" xmlns:w10="urn:schemas-microsoft-com:office:word" xmlns:a="http://schemas.openxmlformats.org/drawingml/2006/main" xmlns:pic="http://schemas.openxmlformats.org/drawingml/2006/picture" xmlns:wp="http://schemas.openxmlformats.org/drawingml/2006/wordprocessingDrawing">
   <w:body>
-    <w:bookmarkStart w:id="52" w:name="X2e67ca970e93620cde9aa43eee52e3def274a83"/>
+    <w:bookmarkStart w:id="52" w:name="X6b050185a98b9fb1457ef7d820474ae91473db4"/>
     <w:p>
       <w:pPr>
         <w:pStyle w:val="Heading1"/>
@@ -20,7 +20,7 @@
           <w:bCs/>
           <w:b/>
         </w:rPr>
-        <w:t xml:space="preserve">Documento {{ proyecto.codigo_documento_base }}-105 — Versión {{ proyecto.version_actual }}</w:t>
+        <w:t xml:space="preserve">Documento {{ proyecto.codigo_documento_base }}-107 — Versión {{ proyecto.version_actual }}</w:t>
       </w:r>
     </w:p>
     <w:p>
@@ -30,7 +30,7 @@
         </w:pict>
       </w:r>
     </w:p>
-    <w:bookmarkStart w:id="20" w:name="objeto"/>
+    <w:bookmarkStart w:id="20" w:name="X9895ad7d6233bb46f1f1ab0c9c1393c5bec2388"/>
     <w:p>
       <w:pPr>
         <w:pStyle w:val="Heading2"/>
@@ -62,7 +62,7 @@
           <w:bCs/>
           <w:b/>
         </w:rPr>
-        <w:t xml:space="preserve">mp.info.3 (Cifrado de la información)</w:t>
+        <w:t xml:space="preserve">mp.si.2 (Criptografía)</w:t>
       </w:r>
       <w:r>
         <w:t xml:space="preserve">,</w:t>
@@ -104,7 +104,7 @@
           <w:bCs/>
           <w:b/>
         </w:rPr>
-        <w:t xml:space="preserve">mp.si.2 (Criptografía)</w:t>
+        <w:t xml:space="preserve">mp.info.3 (Firma electrónica)</w:t>
       </w:r>
       <w:r>
         <w:t xml:space="preserve"> </w:t>
@@ -130,7 +130,7 @@
       </w:r>
     </w:p>
     <w:bookmarkEnd w:id="20"/>
-    <w:bookmarkStart w:id="21" w:name="ámbito-de-aplicación"/>
+    <w:bookmarkStart w:id="21" w:name="X8fc8dbb3b6ec36c28d12dd14a63403c8b5b20de"/>
     <w:p>
       <w:pPr>
         <w:pStyle w:val="Heading2"/>
@@ -149,61 +149,46 @@
     </w:p>
     <w:p>
       <w:pPr>
-        <w:numPr>
-          <w:ilvl w:val="0"/>
-          <w:numId w:val="1001"/>
-        </w:numPr>
-      </w:pPr>
-      <w:r>
-        <w:t xml:space="preserve">Toda información tratada por los sistemas de información comprendidos en el alcance del SGSI, en cualquiera de sus estados (en uso, en tránsito o almacenada).</w:t>
-      </w:r>
-    </w:p>
-    <w:p>
-      <w:pPr>
-        <w:numPr>
-          <w:ilvl w:val="0"/>
-          <w:numId w:val="1001"/>
-        </w:numPr>
-      </w:pPr>
-      <w:r>
-        <w:t xml:space="preserve">Toda comunicación electrónica entre los sistemas de la Entidad y entre estos y sistemas externos.</w:t>
-      </w:r>
-    </w:p>
-    <w:p>
-      <w:pPr>
-        <w:numPr>
-          <w:ilvl w:val="0"/>
-          <w:numId w:val="1001"/>
-        </w:numPr>
-      </w:pPr>
-      <w:r>
-        <w:t xml:space="preserve">Toda firma electrónica generada o verificada por los sistemas de la Entidad.</w:t>
-      </w:r>
-    </w:p>
-    <w:p>
-      <w:pPr>
-        <w:numPr>
-          <w:ilvl w:val="0"/>
-          <w:numId w:val="1001"/>
-        </w:numPr>
-      </w:pPr>
-      <w:r>
-        <w:t xml:space="preserve">Toda clave criptográfica generada, custodiada, utilizada o destruida en el ejercicio de las funciones de la Entidad.</w:t>
-      </w:r>
-    </w:p>
-    <w:p>
-      <w:pPr>
-        <w:numPr>
-          <w:ilvl w:val="0"/>
-          <w:numId w:val="1001"/>
-        </w:numPr>
-      </w:pPr>
-      <w:r>
-        <w:t xml:space="preserve">Todo certificado digital emitido o utilizado por la Entidad o por su personal en el ejercicio de sus funciones.</w:t>
+        <w:pStyle w:val="BodyText"/>
+      </w:pPr>
+      <w:r>
+        <w:t xml:space="preserve">a) Toda información tratada por los sistemas de información comprendidos en el alcance del SGSI, en cualquiera de sus estados (en uso, en tránsito o almacenada).</w:t>
+      </w:r>
+    </w:p>
+    <w:p>
+      <w:pPr>
+        <w:pStyle w:val="BodyText"/>
+      </w:pPr>
+      <w:r>
+        <w:t xml:space="preserve">b) Toda comunicación electrónica entre los sistemas de la Entidad y entre estos y sistemas externos.</w:t>
+      </w:r>
+    </w:p>
+    <w:p>
+      <w:pPr>
+        <w:pStyle w:val="BodyText"/>
+      </w:pPr>
+      <w:r>
+        <w:t xml:space="preserve">c) Toda firma electrónica generada o verificada por los sistemas de la Entidad.</w:t>
+      </w:r>
+    </w:p>
+    <w:p>
+      <w:pPr>
+        <w:pStyle w:val="BodyText"/>
+      </w:pPr>
+      <w:r>
+        <w:t xml:space="preserve">d) Toda clave criptográfica generada, custodiada, utilizada o destruida en el ejercicio de las funciones de la Entidad.</w:t>
+      </w:r>
+    </w:p>
+    <w:p>
+      <w:pPr>
+        <w:pStyle w:val="BodyText"/>
+      </w:pPr>
+      <w:r>
+        <w:t xml:space="preserve">e) Todo certificado digital emitido o utilizado por la Entidad o por su personal en el ejercicio de sus funciones.</w:t>
       </w:r>
     </w:p>
     <w:bookmarkEnd w:id="21"/>
-    <w:bookmarkStart w:id="27" w:name="principios-generales"/>
+    <w:bookmarkStart w:id="27" w:name="Xc1493a36c7c64db68caa7b60d14f572c66cf5cb"/>
     <w:p>
       <w:pPr>
         <w:pStyle w:val="Heading2"/>
@@ -212,7 +197,7 @@
         <w:t xml:space="preserve">3. PRINCIPIOS GENERALES</w:t>
       </w:r>
     </w:p>
-    <w:bookmarkStart w:id="22" w:name="adecuación-al-riesgo"/>
+    <w:bookmarkStart w:id="22" w:name="Xc9a6c69600c33b3cb144661236c4cb69958b7d5"/>
     <w:p>
       <w:pPr>
         <w:pStyle w:val="Heading3"/>
@@ -230,7 +215,7 @@
       </w:r>
     </w:p>
     <w:bookmarkEnd w:id="22"/>
-    <w:bookmarkStart w:id="23" w:name="algoritmos-públicos-y-normalizados"/>
+    <w:bookmarkStart w:id="23" w:name="X7cff99289a69deff644e21aa42f83e39129980e"/>
     <w:p>
       <w:pPr>
         <w:pStyle w:val="Heading3"/>
@@ -274,7 +259,7 @@
       </w:r>
     </w:p>
     <w:bookmarkEnd w:id="23"/>
-    <w:bookmarkStart w:id="24" w:name="implementaciones-acreditadas"/>
+    <w:bookmarkStart w:id="24" w:name="X17560c33b93b9a0189cf9c94c5bf7aa5a14c030"/>
     <w:p>
       <w:pPr>
         <w:pStyle w:val="Heading3"/>
@@ -308,7 +293,7 @@
       </w:r>
     </w:p>
     <w:bookmarkEnd w:id="24"/>
-    <w:bookmarkStart w:id="25" w:name="protección-de-las-claves"/>
+    <w:bookmarkStart w:id="25" w:name="X5e9a738a8be8407261341a8c3f9aa369c3028f7"/>
     <w:p>
       <w:pPr>
         <w:pStyle w:val="Heading3"/>
@@ -326,7 +311,7 @@
       </w:r>
     </w:p>
     <w:bookmarkEnd w:id="25"/>
-    <w:bookmarkStart w:id="26" w:name="trazabilidad"/>
+    <w:bookmarkStart w:id="26" w:name="X3ad66d78c51bdbb0a7a87562ebe1678f4f738a9"/>
     <w:p>
       <w:pPr>
         <w:pStyle w:val="Heading3"/>
@@ -345,7 +330,7 @@
     </w:p>
     <w:bookmarkEnd w:id="26"/>
     <w:bookmarkEnd w:id="27"/>
-    <w:bookmarkStart w:id="33" w:name="algoritmos-y-parámetros-aprobados"/>
+    <w:bookmarkStart w:id="33" w:name="X2fe12da4b68d53e41af8c3213ed8c50eed02f7f"/>
     <w:p>
       <w:pPr>
         <w:pStyle w:val="Heading2"/>
@@ -354,7 +339,7 @@
         <w:t xml:space="preserve">4. ALGORITMOS Y PARÁMETROS APROBADOS</w:t>
       </w:r>
     </w:p>
-    <w:bookmarkStart w:id="28" w:name="algoritmos-simétricos"/>
+    <w:bookmarkStart w:id="28" w:name="X9209a4b75cd581e51f9ace1d21777f4d23acdd9"/>
     <w:p>
       <w:pPr>
         <w:pStyle w:val="Heading3"/>
@@ -366,7 +351,7 @@
     <w:tbl>
       <w:tblPr>
         <w:tblStyle w:val="Table"/>
-        <w:tblW w:type="pct" w:w="5000"/>
+        <w:tblW w:type="auto" w:w="0"/>
         <w:tblLook w:firstRow="1" w:lastRow="0" w:firstColumn="0" w:lastColumn="0" w:noHBand="0" w:noVBand="0" w:val="0020"/>
         <w:jc w:val="start"/>
       </w:tblPr>
@@ -556,7 +541,7 @@
       </w:r>
     </w:p>
     <w:bookmarkEnd w:id="28"/>
-    <w:bookmarkStart w:id="29" w:name="algoritmos-asimétricos"/>
+    <w:bookmarkStart w:id="29" w:name="Xcc4287782773ab146f3aba3cace8da6984b3ddd"/>
     <w:p>
       <w:pPr>
         <w:pStyle w:val="Heading3"/>
@@ -568,7 +553,7 @@
     <w:tbl>
       <w:tblPr>
         <w:tblStyle w:val="Table"/>
-        <w:tblW w:type="pct" w:w="5000"/>
+        <w:tblW w:type="auto" w:w="0"/>
         <w:tblLook w:firstRow="1" w:lastRow="0" w:firstColumn="0" w:lastColumn="0" w:noHBand="0" w:noVBand="0" w:val="0020"/>
         <w:jc w:val="start"/>
       </w:tblPr>
@@ -755,7 +740,7 @@
       </w:r>
     </w:p>
     <w:bookmarkEnd w:id="29"/>
-    <w:bookmarkStart w:id="30" w:name="funciones-hash"/>
+    <w:bookmarkStart w:id="30" w:name="X744dad15ee8f0b57d0d2445d1cb088c88d342eb"/>
     <w:p>
       <w:pPr>
         <w:pStyle w:val="Heading3"/>
@@ -767,7 +752,7 @@
     <w:tbl>
       <w:tblPr>
         <w:tblStyle w:val="Table"/>
-        <w:tblW w:type="pct" w:w="5000"/>
+        <w:tblW w:type="auto" w:w="0"/>
         <w:tblLook w:firstRow="1" w:lastRow="0" w:firstColumn="0" w:lastColumn="0" w:noHBand="0" w:noVBand="0" w:val="0020"/>
         <w:jc w:val="start"/>
       </w:tblPr>
@@ -929,7 +914,7 @@
       </w:r>
     </w:p>
     <w:bookmarkEnd w:id="30"/>
-    <w:bookmarkStart w:id="31" w:name="protocolos-de-comunicación-segura"/>
+    <w:bookmarkStart w:id="31" w:name="X5012f1fc17a5d15a714d313d6182b3c52c9de32"/>
     <w:p>
       <w:pPr>
         <w:pStyle w:val="Heading3"/>
@@ -948,11 +933,14 @@
     </w:p>
     <w:p>
       <w:pPr>
-        <w:numPr>
-          <w:ilvl w:val="0"/>
-          <w:numId w:val="1002"/>
-        </w:numPr>
-      </w:pPr>
+        <w:pStyle w:val="BodyText"/>
+      </w:pPr>
+      <w:r>
+        <w:t xml:space="preserve">a)</w:t>
+      </w:r>
+      <w:r>
+        <w:t xml:space="preserve"> </w:t>
+      </w:r>
       <w:r>
         <w:rPr>
           <w:bCs/>
@@ -969,11 +957,14 @@
     </w:p>
     <w:p>
       <w:pPr>
-        <w:numPr>
-          <w:ilvl w:val="0"/>
-          <w:numId w:val="1002"/>
-        </w:numPr>
-      </w:pPr>
+        <w:pStyle w:val="BodyText"/>
+      </w:pPr>
+      <w:r>
+        <w:t xml:space="preserve">b)</w:t>
+      </w:r>
+      <w:r>
+        <w:t xml:space="preserve"> </w:t>
+      </w:r>
       <w:r>
         <w:rPr>
           <w:bCs/>
@@ -990,11 +981,14 @@
     </w:p>
     <w:p>
       <w:pPr>
-        <w:numPr>
-          <w:ilvl w:val="0"/>
-          <w:numId w:val="1002"/>
-        </w:numPr>
-      </w:pPr>
+        <w:pStyle w:val="BodyText"/>
+      </w:pPr>
+      <w:r>
+        <w:t xml:space="preserve">c)</w:t>
+      </w:r>
+      <w:r>
+        <w:t xml:space="preserve"> </w:t>
+      </w:r>
       <w:r>
         <w:rPr>
           <w:bCs/>
@@ -1011,7 +1005,7 @@
     </w:p>
     <w:p>
       <w:pPr>
-        <w:pStyle w:val="FirstParagraph"/>
+        <w:pStyle w:val="BodyText"/>
       </w:pPr>
       <w:r>
         <w:t xml:space="preserve">Quedan</w:t>
@@ -1034,7 +1028,7 @@
       </w:r>
     </w:p>
     <w:bookmarkEnd w:id="31"/>
-    <w:bookmarkStart w:id="32" w:name="actualización-del-catálogo"/>
+    <w:bookmarkStart w:id="32" w:name="Xe9cf2edad61e7583b81d28085ca3938105f83a3"/>
     <w:p>
       <w:pPr>
         <w:pStyle w:val="Heading3"/>
@@ -1069,7 +1063,7 @@
     </w:p>
     <w:bookmarkEnd w:id="32"/>
     <w:bookmarkEnd w:id="33"/>
-    <w:bookmarkStart w:id="37" w:name="X87866262d50bd86c09d0ca0be7a7cd8164c56d3"/>
+    <w:bookmarkStart w:id="37" w:name="X61d271f821d06bd14fffc6b412a2e60007f15db"/>
     <w:p>
       <w:pPr>
         <w:pStyle w:val="Heading2"/>
@@ -1078,7 +1072,7 @@
         <w:t xml:space="preserve">5. APLICACIÓN DEL CIFRADO POR ESTADO DE LA INFORMACIÓN</w:t>
       </w:r>
     </w:p>
-    <w:bookmarkStart w:id="34" w:name="información-en-reposo"/>
+    <w:bookmarkStart w:id="34" w:name="X93477a172840ae787685a9f10f15ac3ded31934"/>
     <w:p>
       <w:pPr>
         <w:pStyle w:val="Heading3"/>
@@ -1092,18 +1086,37 @@
         <w:pStyle w:val="FirstParagraph"/>
       </w:pPr>
       <w:r>
-        <w:t>{% if proyecto.categoria_ens in [“MEDIA”, “ALTA”] %} Atendiendo a la categoría {{ proyecto.categoria_ens }} del sistema, será obligatorio el cifrado de la información en reposo en los siguientes casos:</w:t>
-      </w:r>
-    </w:p>
-    <w:p>
-      <w:pPr>
-        <w:numPr>
-          <w:ilvl w:val="0"/>
-          <w:numId w:val="1003"/>
-        </w:numPr>
-      </w:pPr>
-      <w:r>
-        <w:t xml:space="preserve">Información clasificada como nivel</w:t>
+        <w:t xml:space="preserve">{% if proyecto.categoria_ens in ["MEDIA", "ALTA"] %}</w:t>
+      </w:r>
+      <w:r>
+        <w:t xml:space="preserve"> </w:t>
+      </w:r>
+      <w:r>
+        <w:t xml:space="preserve">Atendiendo a la categoría {{ proyecto.categoria_ens }} del sistema, será</w:t>
+      </w:r>
+      <w:r>
+        <w:t xml:space="preserve"> </w:t>
+      </w:r>
+      <w:r>
+        <w:rPr>
+          <w:bCs/>
+          <w:b/>
+        </w:rPr>
+        <w:t xml:space="preserve">obligatorio</w:t>
+      </w:r>
+      <w:r>
+        <w:t xml:space="preserve"> </w:t>
+      </w:r>
+      <w:r>
+        <w:t xml:space="preserve">el cifrado de la información en reposo en los siguientes casos:</w:t>
+      </w:r>
+    </w:p>
+    <w:p>
+      <w:pPr>
+        <w:pStyle w:val="BodyText"/>
+      </w:pPr>
+      <w:r>
+        <w:t xml:space="preserve">a) Información clasificada como nivel</w:t>
       </w:r>
       <w:r>
         <w:t xml:space="preserve"> </w:t>
@@ -1140,46 +1153,34 @@
     </w:p>
     <w:p>
       <w:pPr>
-        <w:numPr>
-          <w:ilvl w:val="0"/>
-          <w:numId w:val="1003"/>
-        </w:numPr>
-      </w:pPr>
-      <w:r>
-        <w:t xml:space="preserve">Información de carácter personal, conforme a las exigencias del RGPD y de la LOPDGDD.</w:t>
-      </w:r>
-    </w:p>
-    <w:p>
-      <w:pPr>
-        <w:numPr>
-          <w:ilvl w:val="0"/>
-          <w:numId w:val="1003"/>
-        </w:numPr>
-      </w:pPr>
-      <w:r>
-        <w:t xml:space="preserve">Información almacenada en dispositivos móviles, portátiles y soportes extraíbles.</w:t>
-      </w:r>
-    </w:p>
-    <w:p>
-      <w:pPr>
-        <w:numPr>
-          <w:ilvl w:val="0"/>
-          <w:numId w:val="1003"/>
-        </w:numPr>
-      </w:pPr>
-      <w:r>
-        <w:t xml:space="preserve">Copias de seguridad y archivos históricos, con independencia de su ubicación.</w:t>
-      </w:r>
-    </w:p>
-    <w:p>
-      <w:pPr>
-        <w:numPr>
-          <w:ilvl w:val="0"/>
-          <w:numId w:val="1003"/>
-        </w:numPr>
-      </w:pPr>
-      <w:r>
-        <w:t xml:space="preserve">Cualquier información almacenada en entornos cloud o gestionados por terceros.</w:t>
+        <w:pStyle w:val="BodyText"/>
+      </w:pPr>
+      <w:r>
+        <w:t xml:space="preserve">b) Información de carácter personal, conforme a las exigencias del RGPD y de la LOPDGDD.</w:t>
+      </w:r>
+    </w:p>
+    <w:p>
+      <w:pPr>
+        <w:pStyle w:val="BodyText"/>
+      </w:pPr>
+      <w:r>
+        <w:t xml:space="preserve">c) Información almacenada en dispositivos móviles, portátiles y soportes extraíbles.</w:t>
+      </w:r>
+    </w:p>
+    <w:p>
+      <w:pPr>
+        <w:pStyle w:val="BodyText"/>
+      </w:pPr>
+      <w:r>
+        <w:t xml:space="preserve">d) Copias de seguridad y archivos históricos, con independencia de su ubicación.</w:t>
+      </w:r>
+    </w:p>
+    <w:p>
+      <w:pPr>
+        <w:pStyle w:val="BodyText"/>
+      </w:pPr>
+      <w:r>
+        <w:t xml:space="preserve">e) Cualquier información almacenada en entornos cloud o gestionados por terceros.</w:t>
       </w:r>
       <w:r>
         <w:t xml:space="preserve"> </w:t>
@@ -1228,35 +1229,26 @@
     </w:p>
     <w:p>
       <w:pPr>
-        <w:numPr>
-          <w:ilvl w:val="0"/>
-          <w:numId w:val="1003"/>
-        </w:numPr>
-      </w:pPr>
-      <w:r>
-        <w:t xml:space="preserve">Información de carácter personal de categoría especial, conforme al artículo 9 del RGPD.</w:t>
-      </w:r>
-    </w:p>
-    <w:p>
-      <w:pPr>
-        <w:numPr>
-          <w:ilvl w:val="0"/>
-          <w:numId w:val="1003"/>
-        </w:numPr>
-      </w:pPr>
-      <w:r>
-        <w:t xml:space="preserve">Información almacenada en dispositivos móviles, portátiles y soportes extraíbles.</w:t>
-      </w:r>
-    </w:p>
-    <w:p>
-      <w:pPr>
-        <w:numPr>
-          <w:ilvl w:val="0"/>
-          <w:numId w:val="1003"/>
-        </w:numPr>
-      </w:pPr>
-      <w:r>
-        <w:t xml:space="preserve">Copias de seguridad almacenadas fuera de las instalaciones controladas por la Entidad.</w:t>
+        <w:pStyle w:val="BodyText"/>
+      </w:pPr>
+      <w:r>
+        <w:t xml:space="preserve">a) Información de carácter personal de categoría especial, conforme al artículo 9 del RGPD.</w:t>
+      </w:r>
+    </w:p>
+    <w:p>
+      <w:pPr>
+        <w:pStyle w:val="BodyText"/>
+      </w:pPr>
+      <w:r>
+        <w:t xml:space="preserve">b) Información almacenada en dispositivos móviles, portátiles y soportes extraíbles.</w:t>
+      </w:r>
+    </w:p>
+    <w:p>
+      <w:pPr>
+        <w:pStyle w:val="BodyText"/>
+      </w:pPr>
+      <w:r>
+        <w:t xml:space="preserve">c) Copias de seguridad almacenadas fuera de las instalaciones controladas por la Entidad.</w:t>
       </w:r>
       <w:r>
         <w:t xml:space="preserve"> </w:t>
@@ -1266,7 +1258,7 @@
       </w:r>
     </w:p>
     <w:bookmarkEnd w:id="34"/>
-    <w:bookmarkStart w:id="35" w:name="información-en-tránsito"/>
+    <w:bookmarkStart w:id="35" w:name="X3de42e1a9ec0b5672e3d7ed97f276cf6981c42b"/>
     <w:p>
       <w:pPr>
         <w:pStyle w:val="Heading3"/>
@@ -1301,61 +1293,46 @@
     </w:p>
     <w:p>
       <w:pPr>
-        <w:numPr>
-          <w:ilvl w:val="0"/>
-          <w:numId w:val="1004"/>
-        </w:numPr>
-      </w:pPr>
-      <w:r>
-        <w:t xml:space="preserve">Toda comunicación que atraviese redes no controladas por la Entidad, incluyendo Internet.</w:t>
-      </w:r>
-    </w:p>
-    <w:p>
-      <w:pPr>
-        <w:numPr>
-          <w:ilvl w:val="0"/>
-          <w:numId w:val="1004"/>
-        </w:numPr>
-      </w:pPr>
-      <w:r>
-        <w:t xml:space="preserve">Toda comunicación entre sedes de la Entidad realizada sobre redes de terceros.</w:t>
-      </w:r>
-    </w:p>
-    <w:p>
-      <w:pPr>
-        <w:numPr>
-          <w:ilvl w:val="0"/>
-          <w:numId w:val="1004"/>
-        </w:numPr>
-      </w:pPr>
-      <w:r>
-        <w:t xml:space="preserve">Toda comunicación administrativa de los sistemas (acceso remoto, gestión, monitorización).</w:t>
-      </w:r>
-    </w:p>
-    <w:p>
-      <w:pPr>
-        <w:numPr>
-          <w:ilvl w:val="0"/>
-          <w:numId w:val="1004"/>
-        </w:numPr>
-      </w:pPr>
-      <w:r>
-        <w:t xml:space="preserve">Toda comunicación que transporte credenciales de autenticación, con independencia del medio.</w:t>
-      </w:r>
-    </w:p>
-    <w:p>
-      <w:pPr>
-        <w:numPr>
-          <w:ilvl w:val="0"/>
-          <w:numId w:val="1004"/>
-        </w:numPr>
-      </w:pPr>
-      <w:r>
-        <w:t xml:space="preserve">Toda comunicación que transporte información de carácter personal.</w:t>
+        <w:pStyle w:val="BodyText"/>
+      </w:pPr>
+      <w:r>
+        <w:t xml:space="preserve">a) Toda comunicación que atraviese redes no controladas por la Entidad, incluyendo Internet.</w:t>
+      </w:r>
+    </w:p>
+    <w:p>
+      <w:pPr>
+        <w:pStyle w:val="BodyText"/>
+      </w:pPr>
+      <w:r>
+        <w:t xml:space="preserve">b) Toda comunicación entre sedes de la Entidad realizada sobre redes de terceros.</w:t>
+      </w:r>
+    </w:p>
+    <w:p>
+      <w:pPr>
+        <w:pStyle w:val="BodyText"/>
+      </w:pPr>
+      <w:r>
+        <w:t xml:space="preserve">c) Toda comunicación administrativa de los sistemas (acceso remoto, gestión, monitorización).</w:t>
+      </w:r>
+    </w:p>
+    <w:p>
+      <w:pPr>
+        <w:pStyle w:val="BodyText"/>
+      </w:pPr>
+      <w:r>
+        <w:t xml:space="preserve">d) Toda comunicación que transporte credenciales de autenticación, con independencia del medio.</w:t>
+      </w:r>
+    </w:p>
+    <w:p>
+      <w:pPr>
+        <w:pStyle w:val="BodyText"/>
+      </w:pPr>
+      <w:r>
+        <w:t xml:space="preserve">e) Toda comunicación que transporte información de carácter personal.</w:t>
       </w:r>
     </w:p>
     <w:bookmarkEnd w:id="35"/>
-    <w:bookmarkStart w:id="36" w:name="información-en-uso"/>
+    <w:bookmarkStart w:id="36" w:name="Xf10bdf2067a6e032ba2b03a41af3684a8a0256a"/>
     <w:p>
       <w:pPr>
         <w:pStyle w:val="Heading3"/>
@@ -1403,7 +1380,7 @@
     </w:p>
     <w:bookmarkEnd w:id="36"/>
     <w:bookmarkEnd w:id="37"/>
-    <w:bookmarkStart w:id="45" w:name="Xdfbcd59de4c59fcd14ce831d39cb4de16aac6b7"/>
+    <w:bookmarkStart w:id="45" w:name="X1590e233517914564fe308f28f0cf98ec0b8a0c"/>
     <w:p>
       <w:pPr>
         <w:pStyle w:val="Heading2"/>
@@ -1412,7 +1389,7 @@
         <w:t xml:space="preserve">6. CICLO DE VIDA DE LAS CLAVES CRIPTOGRÁFICAS</w:t>
       </w:r>
     </w:p>
-    <w:bookmarkStart w:id="38" w:name="generación"/>
+    <w:bookmarkStart w:id="38" w:name="X4a6d135534a26a3de666bdd96fe7faffcafa46a"/>
     <w:p>
       <w:pPr>
         <w:pStyle w:val="Heading3"/>
@@ -1431,40 +1408,31 @@
     </w:p>
     <w:p>
       <w:pPr>
-        <w:numPr>
-          <w:ilvl w:val="0"/>
-          <w:numId w:val="1005"/>
-        </w:numPr>
-      </w:pPr>
-      <w:r>
-        <w:t xml:space="preserve">Generadores de números aleatorios criptográficamente seguros (CSPRNG).</w:t>
-      </w:r>
-    </w:p>
-    <w:p>
-      <w:pPr>
-        <w:numPr>
-          <w:ilvl w:val="0"/>
-          <w:numId w:val="1005"/>
-        </w:numPr>
-      </w:pPr>
-      <w:r>
-        <w:t xml:space="preserve">Hardware criptográfico dedicado (HSM o módulos equivalentes) cuando la criticidad lo justifique.</w:t>
-      </w:r>
-    </w:p>
-    <w:p>
-      <w:pPr>
-        <w:numPr>
-          <w:ilvl w:val="0"/>
-          <w:numId w:val="1005"/>
-        </w:numPr>
-      </w:pPr>
-      <w:r>
-        <w:t xml:space="preserve">Algoritmos públicos y parámetros conformes al apartado 4 del presente documento.</w:t>
-      </w:r>
-    </w:p>
-    <w:p>
-      <w:pPr>
-        <w:pStyle w:val="FirstParagraph"/>
+        <w:pStyle w:val="BodyText"/>
+      </w:pPr>
+      <w:r>
+        <w:t xml:space="preserve">a) Generadores de números aleatorios criptográficamente seguros (CSPRNG).</w:t>
+      </w:r>
+    </w:p>
+    <w:p>
+      <w:pPr>
+        <w:pStyle w:val="BodyText"/>
+      </w:pPr>
+      <w:r>
+        <w:t xml:space="preserve">b) Hardware criptográfico dedicado (HSM o módulos equivalentes) cuando la criticidad lo justifique.</w:t>
+      </w:r>
+    </w:p>
+    <w:p>
+      <w:pPr>
+        <w:pStyle w:val="BodyText"/>
+      </w:pPr>
+      <w:r>
+        <w:t xml:space="preserve">c) Algoritmos públicos y parámetros conformes al apartado 4 del presente documento.</w:t>
+      </w:r>
+    </w:p>
+    <w:p>
+      <w:pPr>
+        <w:pStyle w:val="BodyText"/>
       </w:pPr>
       <w:r>
         <w:t xml:space="preserve">Toda generación de clave de uso operativo quedará registrada en el</w:t>
@@ -1487,7 +1455,7 @@
       </w:r>
     </w:p>
     <w:bookmarkEnd w:id="38"/>
-    <w:bookmarkStart w:id="39" w:name="distribución"/>
+    <w:bookmarkStart w:id="39" w:name="X301c4aa4a6f4f2c24b8be10a892671127f3f82c"/>
     <w:p>
       <w:pPr>
         <w:pStyle w:val="Heading3"/>
@@ -1506,39 +1474,30 @@
     </w:p>
     <w:p>
       <w:pPr>
-        <w:numPr>
-          <w:ilvl w:val="0"/>
-          <w:numId w:val="1006"/>
-        </w:numPr>
-      </w:pPr>
-      <w:r>
-        <w:t xml:space="preserve">Las claves simétricas se distribuirán cifradas con claves asimétricas o mediante mecanismos de intercambio seguros tipo Diffie-Hellman.</w:t>
-      </w:r>
-    </w:p>
-    <w:p>
-      <w:pPr>
-        <w:numPr>
-          <w:ilvl w:val="0"/>
-          <w:numId w:val="1006"/>
-        </w:numPr>
-      </w:pPr>
-      <w:r>
-        <w:t xml:space="preserve">Las claves privadas asimétricas no se distribuirán; serán generadas en el dispositivo o sistema donde vayan a utilizarse.</w:t>
-      </w:r>
-    </w:p>
-    <w:p>
-      <w:pPr>
-        <w:numPr>
-          <w:ilvl w:val="0"/>
-          <w:numId w:val="1006"/>
-        </w:numPr>
-      </w:pPr>
-      <w:r>
-        <w:t xml:space="preserve">Las claves públicas asimétricas se distribuirán acompañadas de un mecanismo que permita verificar su autenticidad (certificado digital, firma electrónica del emisor, etc.).</w:t>
+        <w:pStyle w:val="BodyText"/>
+      </w:pPr>
+      <w:r>
+        <w:t xml:space="preserve">a) Las claves simétricas se distribuirán cifradas con claves asimétricas o mediante mecanismos de intercambio seguros tipo Diffie-Hellman.</w:t>
+      </w:r>
+    </w:p>
+    <w:p>
+      <w:pPr>
+        <w:pStyle w:val="BodyText"/>
+      </w:pPr>
+      <w:r>
+        <w:t xml:space="preserve">b) Las claves privadas asimétricas no se distribuirán; serán generadas en el dispositivo o sistema donde vayan a utilizarse.</w:t>
+      </w:r>
+    </w:p>
+    <w:p>
+      <w:pPr>
+        <w:pStyle w:val="BodyText"/>
+      </w:pPr>
+      <w:r>
+        <w:t xml:space="preserve">c) Las claves públicas asimétricas se distribuirán acompañadas de un mecanismo que permita verificar su autenticidad (certificado digital, firma electrónica del emisor, etc.).</w:t>
       </w:r>
     </w:p>
     <w:bookmarkEnd w:id="39"/>
-    <w:bookmarkStart w:id="40" w:name="uso"/>
+    <w:bookmarkStart w:id="40" w:name="X74475aa595beb83e630f0bcd8b48aa2567f7693"/>
     <w:p>
       <w:pPr>
         <w:pStyle w:val="Heading3"/>
@@ -1556,7 +1515,7 @@
       </w:r>
     </w:p>
     <w:bookmarkEnd w:id="40"/>
-    <w:bookmarkStart w:id="41" w:name="custodia"/>
+    <w:bookmarkStart w:id="41" w:name="X48c4cf10079391561296b7c20b6c265eaaaed33"/>
     <w:p>
       <w:pPr>
         <w:pStyle w:val="Heading3"/>
@@ -1575,13 +1534,10 @@
     </w:p>
     <w:p>
       <w:pPr>
-        <w:numPr>
-          <w:ilvl w:val="0"/>
-          <w:numId w:val="1007"/>
-        </w:numPr>
-      </w:pPr>
-      <w:r>
-        <w:t xml:space="preserve">Las</w:t>
+        <w:pStyle w:val="BodyText"/>
+      </w:pPr>
+      <w:r>
+        <w:t xml:space="preserve">a) Las</w:t>
       </w:r>
       <w:r>
         <w:t xml:space="preserve"> </w:t>
@@ -1602,13 +1558,10 @@
     </w:p>
     <w:p>
       <w:pPr>
-        <w:numPr>
-          <w:ilvl w:val="0"/>
-          <w:numId w:val="1007"/>
-        </w:numPr>
-      </w:pPr>
-      <w:r>
-        <w:t xml:space="preserve">Las</w:t>
+        <w:pStyle w:val="BodyText"/>
+      </w:pPr>
+      <w:r>
+        <w:t xml:space="preserve">b) Las</w:t>
       </w:r>
       <w:r>
         <w:t xml:space="preserve"> </w:t>
@@ -1629,13 +1582,10 @@
     </w:p>
     <w:p>
       <w:pPr>
-        <w:numPr>
-          <w:ilvl w:val="0"/>
-          <w:numId w:val="1007"/>
-        </w:numPr>
-      </w:pPr>
-      <w:r>
-        <w:t xml:space="preserve">Las</w:t>
+        <w:pStyle w:val="BodyText"/>
+      </w:pPr>
+      <w:r>
+        <w:t xml:space="preserve">c) Las</w:t>
       </w:r>
       <w:r>
         <w:t xml:space="preserve"> </w:t>
@@ -1655,7 +1605,7 @@
       </w:r>
     </w:p>
     <w:bookmarkEnd w:id="41"/>
-    <w:bookmarkStart w:id="42" w:name="rotación"/>
+    <w:bookmarkStart w:id="42" w:name="X23e5b38d7da35600df124fb6e3098087c95d1da"/>
     <w:p>
       <w:pPr>
         <w:pStyle w:val="Heading3"/>
@@ -1675,7 +1625,7 @@
     <w:tbl>
       <w:tblPr>
         <w:tblStyle w:val="Table"/>
-        <w:tblW w:type="pct" w:w="5000"/>
+        <w:tblW w:type="auto" w:w="0"/>
         <w:tblLook w:firstRow="1" w:lastRow="0" w:firstColumn="0" w:lastColumn="0" w:noHBand="0" w:noVBand="0" w:val="0020"/>
         <w:jc w:val="start"/>
       </w:tblPr>
@@ -1852,7 +1802,7 @@
       </w:r>
     </w:p>
     <w:bookmarkEnd w:id="42"/>
-    <w:bookmarkStart w:id="43" w:name="destrucción"/>
+    <w:bookmarkStart w:id="43" w:name="X648d25dd4a5b100493219887b0a706dd922febe"/>
     <w:p>
       <w:pPr>
         <w:pStyle w:val="Heading3"/>
@@ -1878,7 +1828,7 @@
       </w:r>
     </w:p>
     <w:bookmarkEnd w:id="43"/>
-    <w:bookmarkStart w:id="44" w:name="compromiso-o-sospecha-de-compromiso"/>
+    <w:bookmarkStart w:id="44" w:name="X14926ab4a8c6051c99e55d8dc55f64e5217aed7"/>
     <w:p>
       <w:pPr>
         <w:pStyle w:val="Heading3"/>
@@ -1892,56 +1842,44 @@
         <w:pStyle w:val="FirstParagraph"/>
       </w:pPr>
       <w:r>
-        <w:t xml:space="preserve">En caso de compromiso o sospecha fundada de compromiso de cualquier clave criptográfica, el Responsable del Sistema notificará inmediatamente al Responsable de la Seguridad, quien activará el procedimiento de gestión de incidentes ({{ proyecto.codigo_documento_base }}-103) y procederá a:</w:t>
-      </w:r>
-    </w:p>
-    <w:p>
-      <w:pPr>
-        <w:numPr>
-          <w:ilvl w:val="0"/>
-          <w:numId w:val="1008"/>
-        </w:numPr>
-      </w:pPr>
-      <w:r>
-        <w:t xml:space="preserve">Revocar de inmediato la clave comprometida.</w:t>
-      </w:r>
-    </w:p>
-    <w:p>
-      <w:pPr>
-        <w:numPr>
-          <w:ilvl w:val="0"/>
-          <w:numId w:val="1008"/>
-        </w:numPr>
-      </w:pPr>
-      <w:r>
-        <w:t xml:space="preserve">Generar y desplegar la clave de sustitución.</w:t>
-      </w:r>
-    </w:p>
-    <w:p>
-      <w:pPr>
-        <w:numPr>
-          <w:ilvl w:val="0"/>
-          <w:numId w:val="1008"/>
-        </w:numPr>
-      </w:pPr>
-      <w:r>
-        <w:t xml:space="preserve">Reevaluar la integridad de la información que pudiera haberse visto afectada.</w:t>
-      </w:r>
-    </w:p>
-    <w:p>
-      <w:pPr>
-        <w:numPr>
-          <w:ilvl w:val="0"/>
-          <w:numId w:val="1008"/>
-        </w:numPr>
-      </w:pPr>
-      <w:r>
-        <w:t xml:space="preserve">Documentar el incidente y sus consecuencias.</w:t>
+        <w:t xml:space="preserve">En caso de compromiso o sospecha fundada de compromiso de cualquier clave criptográfica, el Responsable del Sistema notificará inmediatamente al Responsable de la Seguridad, quien activará el procedimiento de gestión de incidentes ({{ proyecto.codigo_documento_base }}-108) y procederá a:</w:t>
+      </w:r>
+    </w:p>
+    <w:p>
+      <w:pPr>
+        <w:pStyle w:val="BodyText"/>
+      </w:pPr>
+      <w:r>
+        <w:t xml:space="preserve">a) Revocar de inmediato la clave comprometida.</w:t>
+      </w:r>
+    </w:p>
+    <w:p>
+      <w:pPr>
+        <w:pStyle w:val="BodyText"/>
+      </w:pPr>
+      <w:r>
+        <w:t xml:space="preserve">b) Generar y desplegar la clave de sustitución.</w:t>
+      </w:r>
+    </w:p>
+    <w:p>
+      <w:pPr>
+        <w:pStyle w:val="BodyText"/>
+      </w:pPr>
+      <w:r>
+        <w:t xml:space="preserve">c) Reevaluar la integridad de la información que pudiera haberse visto afectada.</w:t>
+      </w:r>
+    </w:p>
+    <w:p>
+      <w:pPr>
+        <w:pStyle w:val="BodyText"/>
+      </w:pPr>
+      <w:r>
+        <w:t xml:space="preserve">d) Documentar el incidente y sus consecuencias.</w:t>
       </w:r>
     </w:p>
     <w:bookmarkEnd w:id="44"/>
     <w:bookmarkEnd w:id="45"/>
-    <w:bookmarkStart w:id="49" w:name="certificados-digitales"/>
+    <w:bookmarkStart w:id="49" w:name="X1a3c2327d38250928d9d0b124d2aa6cb1baba5a"/>
     <w:p>
       <w:pPr>
         <w:pStyle w:val="Heading2"/>
@@ -1950,7 +1888,7 @@
         <w:t xml:space="preserve">7. CERTIFICADOS DIGITALES</w:t>
       </w:r>
     </w:p>
-    <w:bookmarkStart w:id="46" w:name="X0b42cf1b62ab4e5be9dc9db9ee9a9cce14be5af"/>
+    <w:bookmarkStart w:id="46" w:name="X8c20e92439a3090b84312d32ddc8eb374aa31b3"/>
     <w:p>
       <w:pPr>
         <w:pStyle w:val="Heading3"/>
@@ -1981,7 +1919,7 @@
       </w:r>
     </w:p>
     <w:bookmarkEnd w:id="46"/>
-    <w:bookmarkStart w:id="47" w:name="certificados-internos-de-servidor"/>
+    <w:bookmarkStart w:id="47" w:name="X7591c08248df7af09c97729e73a95ee5ad9e5b2"/>
     <w:p>
       <w:pPr>
         <w:pStyle w:val="Heading3"/>
@@ -1999,7 +1937,7 @@
       </w:r>
     </w:p>
     <w:bookmarkEnd w:id="47"/>
-    <w:bookmarkStart w:id="48" w:name="custodia-de-certificados-de-personal"/>
+    <w:bookmarkStart w:id="48" w:name="X356bf615931ac951c34dd25c6ebe5da79e7b6b5"/>
     <w:p>
       <w:pPr>
         <w:pStyle w:val="Heading3"/>
@@ -2018,7 +1956,7 @@
     </w:p>
     <w:bookmarkEnd w:id="48"/>
     <w:bookmarkEnd w:id="49"/>
-    <w:bookmarkStart w:id="50" w:name="Xec6949fef67c9f95545f2115d9c448de368868f"/>
+    <w:bookmarkStart w:id="50" w:name="Xf4388c6092ac38adf469d4fb2b077339d69e0bb"/>
     <w:p>
       <w:pPr>
         <w:pStyle w:val="Heading2"/>
@@ -2032,29 +1970,23 @@
         <w:pStyle w:val="FirstParagraph"/>
       </w:pPr>
       <w:r>
-        <w:t xml:space="preserve">Cuando la información de la Entidad sea tratada por proveedores cloud o externos, las cláusulas contractuales correspondientes (conforme al documento {{ proyecto.codigo_documento_base }}-107, Política de Seguridad en las Relaciones con Proveedores) garantizarán que:</w:t>
-      </w:r>
-    </w:p>
-    <w:p>
-      <w:pPr>
-        <w:numPr>
-          <w:ilvl w:val="0"/>
-          <w:numId w:val="1009"/>
-        </w:numPr>
-      </w:pPr>
-      <w:r>
-        <w:t xml:space="preserve">La información en tránsito y en reposo en infraestructuras del proveedor sea cifrada con algoritmos conformes al apartado 4 del presente documento.</w:t>
-      </w:r>
-    </w:p>
-    <w:p>
-      <w:pPr>
-        <w:numPr>
-          <w:ilvl w:val="0"/>
-          <w:numId w:val="1009"/>
-        </w:numPr>
-      </w:pPr>
-      <w:r>
-        <w:t xml:space="preserve">Las claves de cifrado, siempre que sea técnicamente viable, sean controladas por la Entidad mediante mecanismos del tipo</w:t>
+        <w:t xml:space="preserve">Cuando la información de la Entidad sea tratada por proveedores cloud o externos, las cláusulas contractuales correspondientes (conforme al documento {{ proyecto.codigo_documento_base }}-112, Política de Seguridad en las Relaciones con Proveedores) garantizarán que:</w:t>
+      </w:r>
+    </w:p>
+    <w:p>
+      <w:pPr>
+        <w:pStyle w:val="BodyText"/>
+      </w:pPr>
+      <w:r>
+        <w:t xml:space="preserve">a) La información en tránsito y en reposo en infraestructuras del proveedor sea cifrada con algoritmos conformes al apartado 4 del presente documento.</w:t>
+      </w:r>
+    </w:p>
+    <w:p>
+      <w:pPr>
+        <w:pStyle w:val="BodyText"/>
+      </w:pPr>
+      <w:r>
+        <w:t xml:space="preserve">b) Las claves de cifrado, siempre que sea técnicamente viable, sean controladas por la Entidad mediante mecanismos del tipo</w:t>
       </w:r>
       <w:r>
         <w:t xml:space="preserve"> </w:t>
@@ -2091,28 +2023,22 @@
     </w:p>
     <w:p>
       <w:pPr>
-        <w:numPr>
-          <w:ilvl w:val="0"/>
-          <w:numId w:val="1009"/>
-        </w:numPr>
-      </w:pPr>
-      <w:r>
-        <w:t xml:space="preserve">El proveedor no pueda acceder al contenido en claro de la información sin autorización expresa de la Entidad.</w:t>
-      </w:r>
-    </w:p>
-    <w:p>
-      <w:pPr>
-        <w:numPr>
-          <w:ilvl w:val="0"/>
-          <w:numId w:val="1009"/>
-        </w:numPr>
-      </w:pPr>
-      <w:r>
-        <w:t xml:space="preserve">La Entidad pueda recuperar las claves al finalizar la relación contractual, garantizando la continuidad del acceso a la información durante el periodo legal o contractual de retención.</w:t>
+        <w:pStyle w:val="BodyText"/>
+      </w:pPr>
+      <w:r>
+        <w:t xml:space="preserve">c) El proveedor no pueda acceder al contenido en claro de la información sin autorización expresa de la Entidad.</w:t>
+      </w:r>
+    </w:p>
+    <w:p>
+      <w:pPr>
+        <w:pStyle w:val="BodyText"/>
+      </w:pPr>
+      <w:r>
+        <w:t xml:space="preserve">d) La Entidad pueda recuperar las claves al finalizar la relación contractual, garantizando la continuidad del acceso a la información durante el periodo legal o contractual de retención.</w:t>
       </w:r>
     </w:p>
     <w:bookmarkEnd w:id="50"/>
-    <w:bookmarkStart w:id="51" w:name="aprobación-revisión-y-vigencia"/>
+    <w:bookmarkStart w:id="51" w:name="X5fa9827bb8944dcda241bee27e6763e345695c6"/>
     <w:p>
       <w:pPr>
         <w:pStyle w:val="Heading2"/>
@@ -2145,7 +2071,7 @@
           <w:bCs/>
           <w:b/>
         </w:rPr>
-        <w:t xml:space="preserve">Documento {{ proyecto.codigo_documento_base }}-105 — Versión {{ proyecto.version_actual }} — Clasificación: INTERNA</w:t>
+        <w:t xml:space="preserve">Documento {{ proyecto.codigo_documento_base }}-107 — Versión {{ proyecto.version_actual }} — Clasificación: INTERNA</w:t>
       </w:r>
     </w:p>
     <w:bookmarkEnd w:id="51"/>
@@ -2452,363 +2378,8 @@
       </w:pPr>
     </w:lvl>
   </w:abstractNum>
-  <w:abstractNum w:abstractNumId="99721">
-    <w:nsid w:val="A99721"/>
-    <w:multiLevelType w:val="multilevel"/>
-    <w:lvl w:ilvl="0">
-      <w:start w:val="1"/>
-      <w:numFmt w:val="lowerLetter"/>
-      <w:lvlText w:val="%1)"/>
-      <w:lvlJc w:val="left"/>
-      <w:pPr>
-        <w:ind w:left="720" w:hanging="480"/>
-      </w:pPr>
-    </w:lvl>
-    <w:lvl w:ilvl="1">
-      <w:start w:val="1"/>
-      <w:numFmt w:val="lowerLetter"/>
-      <w:lvlText w:val="%2)"/>
-      <w:lvlJc w:val="left"/>
-      <w:pPr>
-        <w:ind w:left="1440" w:hanging="480"/>
-      </w:pPr>
-    </w:lvl>
-    <w:lvl w:ilvl="2">
-      <w:start w:val="1"/>
-      <w:numFmt w:val="lowerLetter"/>
-      <w:lvlText w:val="%3)"/>
-      <w:lvlJc w:val="left"/>
-      <w:pPr>
-        <w:ind w:left="2160" w:hanging="480"/>
-      </w:pPr>
-    </w:lvl>
-    <w:lvl w:ilvl="3">
-      <w:start w:val="1"/>
-      <w:numFmt w:val="lowerLetter"/>
-      <w:lvlText w:val="%4)"/>
-      <w:lvlJc w:val="left"/>
-      <w:pPr>
-        <w:ind w:left="2880" w:hanging="480"/>
-      </w:pPr>
-    </w:lvl>
-    <w:lvl w:ilvl="4">
-      <w:start w:val="1"/>
-      <w:numFmt w:val="lowerLetter"/>
-      <w:lvlText w:val="%5)"/>
-      <w:lvlJc w:val="left"/>
-      <w:pPr>
-        <w:ind w:left="3600" w:hanging="480"/>
-      </w:pPr>
-    </w:lvl>
-    <w:lvl w:ilvl="5">
-      <w:start w:val="1"/>
-      <w:numFmt w:val="lowerLetter"/>
-      <w:lvlText w:val="%6)"/>
-      <w:lvlJc w:val="left"/>
-      <w:pPr>
-        <w:ind w:left="4320" w:hanging="480"/>
-      </w:pPr>
-    </w:lvl>
-    <w:lvl w:ilvl="6">
-      <w:start w:val="1"/>
-      <w:numFmt w:val="lowerLetter"/>
-      <w:lvlText w:val="%7)"/>
-      <w:lvlJc w:val="left"/>
-      <w:pPr>
-        <w:ind w:left="5040" w:hanging="480"/>
-      </w:pPr>
-    </w:lvl>
-    <w:lvl w:ilvl="7">
-      <w:start w:val="1"/>
-      <w:numFmt w:val="lowerLetter"/>
-      <w:lvlText w:val="%8)"/>
-      <w:lvlJc w:val="left"/>
-      <w:pPr>
-        <w:ind w:left="5760" w:hanging="480"/>
-      </w:pPr>
-    </w:lvl>
-    <w:lvl w:ilvl="8">
-      <w:start w:val="1"/>
-      <w:numFmt w:val="lowerLetter"/>
-      <w:lvlText w:val="%9)"/>
-      <w:lvlJc w:val="left"/>
-      <w:pPr>
-        <w:ind w:left="6480" w:hanging="480"/>
-      </w:pPr>
-    </w:lvl>
-  </w:abstractNum>
   <w:num w:numId="1000">
     <w:abstractNumId w:val="990"/>
-  </w:num>
-  <w:num w:numId="1001">
-    <w:abstractNumId w:val="99721"/>
-    <w:lvlOverride w:ilvl="0">
-      <w:startOverride w:val="1"/>
-    </w:lvlOverride>
-    <w:lvlOverride w:ilvl="1">
-      <w:startOverride w:val="1"/>
-    </w:lvlOverride>
-    <w:lvlOverride w:ilvl="2">
-      <w:startOverride w:val="1"/>
-    </w:lvlOverride>
-    <w:lvlOverride w:ilvl="3">
-      <w:startOverride w:val="1"/>
-    </w:lvlOverride>
-    <w:lvlOverride w:ilvl="4">
-      <w:startOverride w:val="1"/>
-    </w:lvlOverride>
-    <w:lvlOverride w:ilvl="5">
-      <w:startOverride w:val="1"/>
-    </w:lvlOverride>
-    <w:lvlOverride w:ilvl="6">
-      <w:startOverride w:val="1"/>
-    </w:lvlOverride>
-    <w:lvlOverride w:ilvl="7">
-      <w:startOverride w:val="1"/>
-    </w:lvlOverride>
-    <w:lvlOverride w:ilvl="8">
-      <w:startOverride w:val="1"/>
-    </w:lvlOverride>
-  </w:num>
-  <w:num w:numId="1002">
-    <w:abstractNumId w:val="99721"/>
-    <w:lvlOverride w:ilvl="0">
-      <w:startOverride w:val="1"/>
-    </w:lvlOverride>
-    <w:lvlOverride w:ilvl="1">
-      <w:startOverride w:val="1"/>
-    </w:lvlOverride>
-    <w:lvlOverride w:ilvl="2">
-      <w:startOverride w:val="1"/>
-    </w:lvlOverride>
-    <w:lvlOverride w:ilvl="3">
-      <w:startOverride w:val="1"/>
-    </w:lvlOverride>
-    <w:lvlOverride w:ilvl="4">
-      <w:startOverride w:val="1"/>
-    </w:lvlOverride>
-    <w:lvlOverride w:ilvl="5">
-      <w:startOverride w:val="1"/>
-    </w:lvlOverride>
-    <w:lvlOverride w:ilvl="6">
-      <w:startOverride w:val="1"/>
-    </w:lvlOverride>
-    <w:lvlOverride w:ilvl="7">
-      <w:startOverride w:val="1"/>
-    </w:lvlOverride>
-    <w:lvlOverride w:ilvl="8">
-      <w:startOverride w:val="1"/>
-    </w:lvlOverride>
-  </w:num>
-  <w:num w:numId="1003">
-    <w:abstractNumId w:val="99721"/>
-    <w:lvlOverride w:ilvl="0">
-      <w:startOverride w:val="1"/>
-    </w:lvlOverride>
-    <w:lvlOverride w:ilvl="1">
-      <w:startOverride w:val="1"/>
-    </w:lvlOverride>
-    <w:lvlOverride w:ilvl="2">
-      <w:startOverride w:val="1"/>
-    </w:lvlOverride>
-    <w:lvlOverride w:ilvl="3">
-      <w:startOverride w:val="1"/>
-    </w:lvlOverride>
-    <w:lvlOverride w:ilvl="4">
-      <w:startOverride w:val="1"/>
-    </w:lvlOverride>
-    <w:lvlOverride w:ilvl="5">
-      <w:startOverride w:val="1"/>
-    </w:lvlOverride>
-    <w:lvlOverride w:ilvl="6">
-      <w:startOverride w:val="1"/>
-    </w:lvlOverride>
-    <w:lvlOverride w:ilvl="7">
-      <w:startOverride w:val="1"/>
-    </w:lvlOverride>
-    <w:lvlOverride w:ilvl="8">
-      <w:startOverride w:val="1"/>
-    </w:lvlOverride>
-  </w:num>
-  <w:num w:numId="1004">
-    <w:abstractNumId w:val="99721"/>
-    <w:lvlOverride w:ilvl="0">
-      <w:startOverride w:val="1"/>
-    </w:lvlOverride>
-    <w:lvlOverride w:ilvl="1">
-      <w:startOverride w:val="1"/>
-    </w:lvlOverride>
-    <w:lvlOverride w:ilvl="2">
-      <w:startOverride w:val="1"/>
-    </w:lvlOverride>
-    <w:lvlOverride w:ilvl="3">
-      <w:startOverride w:val="1"/>
-    </w:lvlOverride>
-    <w:lvlOverride w:ilvl="4">
-      <w:startOverride w:val="1"/>
-    </w:lvlOverride>
-    <w:lvlOverride w:ilvl="5">
-      <w:startOverride w:val="1"/>
-    </w:lvlOverride>
-    <w:lvlOverride w:ilvl="6">
-      <w:startOverride w:val="1"/>
-    </w:lvlOverride>
-    <w:lvlOverride w:ilvl="7">
-      <w:startOverride w:val="1"/>
-    </w:lvlOverride>
-    <w:lvlOverride w:ilvl="8">
-      <w:startOverride w:val="1"/>
-    </w:lvlOverride>
-  </w:num>
-  <w:num w:numId="1005">
-    <w:abstractNumId w:val="99721"/>
-    <w:lvlOverride w:ilvl="0">
-      <w:startOverride w:val="1"/>
-    </w:lvlOverride>
-    <w:lvlOverride w:ilvl="1">
-      <w:startOverride w:val="1"/>
-    </w:lvlOverride>
-    <w:lvlOverride w:ilvl="2">
-      <w:startOverride w:val="1"/>
-    </w:lvlOverride>
-    <w:lvlOverride w:ilvl="3">
-      <w:startOverride w:val="1"/>
-    </w:lvlOverride>
-    <w:lvlOverride w:ilvl="4">
-      <w:startOverride w:val="1"/>
-    </w:lvlOverride>
-    <w:lvlOverride w:ilvl="5">
-      <w:startOverride w:val="1"/>
-    </w:lvlOverride>
-    <w:lvlOverride w:ilvl="6">
-      <w:startOverride w:val="1"/>
-    </w:lvlOverride>
-    <w:lvlOverride w:ilvl="7">
-      <w:startOverride w:val="1"/>
-    </w:lvlOverride>
-    <w:lvlOverride w:ilvl="8">
-      <w:startOverride w:val="1"/>
-    </w:lvlOverride>
-  </w:num>
-  <w:num w:numId="1006">
-    <w:abstractNumId w:val="99721"/>
-    <w:lvlOverride w:ilvl="0">
-      <w:startOverride w:val="1"/>
-    </w:lvlOverride>
-    <w:lvlOverride w:ilvl="1">
-      <w:startOverride w:val="1"/>
-    </w:lvlOverride>
-    <w:lvlOverride w:ilvl="2">
-      <w:startOverride w:val="1"/>
-    </w:lvlOverride>
-    <w:lvlOverride w:ilvl="3">
-      <w:startOverride w:val="1"/>
-    </w:lvlOverride>
-    <w:lvlOverride w:ilvl="4">
-      <w:startOverride w:val="1"/>
-    </w:lvlOverride>
-    <w:lvlOverride w:ilvl="5">
-      <w:startOverride w:val="1"/>
-    </w:lvlOverride>
-    <w:lvlOverride w:ilvl="6">
-      <w:startOverride w:val="1"/>
-    </w:lvlOverride>
-    <w:lvlOverride w:ilvl="7">
-      <w:startOverride w:val="1"/>
-    </w:lvlOverride>
-    <w:lvlOverride w:ilvl="8">
-      <w:startOverride w:val="1"/>
-    </w:lvlOverride>
-  </w:num>
-  <w:num w:numId="1007">
-    <w:abstractNumId w:val="99721"/>
-    <w:lvlOverride w:ilvl="0">
-      <w:startOverride w:val="1"/>
-    </w:lvlOverride>
-    <w:lvlOverride w:ilvl="1">
-      <w:startOverride w:val="1"/>
-    </w:lvlOverride>
-    <w:lvlOverride w:ilvl="2">
-      <w:startOverride w:val="1"/>
-    </w:lvlOverride>
-    <w:lvlOverride w:ilvl="3">
-      <w:startOverride w:val="1"/>
-    </w:lvlOverride>
-    <w:lvlOverride w:ilvl="4">
-      <w:startOverride w:val="1"/>
-    </w:lvlOverride>
-    <w:lvlOverride w:ilvl="5">
-      <w:startOverride w:val="1"/>
-    </w:lvlOverride>
-    <w:lvlOverride w:ilvl="6">
-      <w:startOverride w:val="1"/>
-    </w:lvlOverride>
-    <w:lvlOverride w:ilvl="7">
-      <w:startOverride w:val="1"/>
-    </w:lvlOverride>
-    <w:lvlOverride w:ilvl="8">
-      <w:startOverride w:val="1"/>
-    </w:lvlOverride>
-  </w:num>
-  <w:num w:numId="1008">
-    <w:abstractNumId w:val="99721"/>
-    <w:lvlOverride w:ilvl="0">
-      <w:startOverride w:val="1"/>
-    </w:lvlOverride>
-    <w:lvlOverride w:ilvl="1">
-      <w:startOverride w:val="1"/>
-    </w:lvlOverride>
-    <w:lvlOverride w:ilvl="2">
-      <w:startOverride w:val="1"/>
-    </w:lvlOverride>
-    <w:lvlOverride w:ilvl="3">
-      <w:startOverride w:val="1"/>
-    </w:lvlOverride>
-    <w:lvlOverride w:ilvl="4">
-      <w:startOverride w:val="1"/>
-    </w:lvlOverride>
-    <w:lvlOverride w:ilvl="5">
-      <w:startOverride w:val="1"/>
-    </w:lvlOverride>
-    <w:lvlOverride w:ilvl="6">
-      <w:startOverride w:val="1"/>
-    </w:lvlOverride>
-    <w:lvlOverride w:ilvl="7">
-      <w:startOverride w:val="1"/>
-    </w:lvlOverride>
-    <w:lvlOverride w:ilvl="8">
-      <w:startOverride w:val="1"/>
-    </w:lvlOverride>
-  </w:num>
-  <w:num w:numId="1009">
-    <w:abstractNumId w:val="99721"/>
-    <w:lvlOverride w:ilvl="0">
-      <w:startOverride w:val="1"/>
-    </w:lvlOverride>
-    <w:lvlOverride w:ilvl="1">
-      <w:startOverride w:val="1"/>
-    </w:lvlOverride>
-    <w:lvlOverride w:ilvl="2">
-      <w:startOverride w:val="1"/>
-    </w:lvlOverride>
-    <w:lvlOverride w:ilvl="3">
-      <w:startOverride w:val="1"/>
-    </w:lvlOverride>
-    <w:lvlOverride w:ilvl="4">
-      <w:startOverride w:val="1"/>
-    </w:lvlOverride>
-    <w:lvlOverride w:ilvl="5">
-      <w:startOverride w:val="1"/>
-    </w:lvlOverride>
-    <w:lvlOverride w:ilvl="6">
-      <w:startOverride w:val="1"/>
-    </w:lvlOverride>
-    <w:lvlOverride w:ilvl="7">
-      <w:startOverride w:val="1"/>
-    </w:lvlOverride>
-    <w:lvlOverride w:ilvl="8">
-      <w:startOverride w:val="1"/>
-    </w:lvlOverride>
   </w:num>
 </w:numbering>
 </file>
